--- a/RFI-Docs/COIN--Little Rock CeMHOR Summary 10-08-24.docx
+++ b/RFI-Docs/COIN--Little Rock CeMHOR Summary 10-08-24.docx
@@ -4,24 +4,132 @@
   <w:body>
     <w:p>
       <w:pPr>
+        <w:jc w:val="left"/>
+      </w:pPr>
+      <w:r>
+        <w:rPr>
+          <w:color w:val="646464"/>
+          <w:sz w:val="18"/>
+        </w:rPr>
+        <w:t>Document: COIN--Little Rock CeMHOR Summary 10-08-24.docx</w:t>
+      </w:r>
+    </w:p>
+    <w:p>
+      <w:pPr>
+        <w:jc w:val="left"/>
+      </w:pPr>
+      <w:r>
+        <w:rPr>
+          <w:color w:val="646464"/>
+          <w:sz w:val="18"/>
+        </w:rPr>
+        <w:t>Title: COIN--Little Rock CeMHOR Summary 10-08-24</w:t>
+      </w:r>
+    </w:p>
+    <w:p>
+      <w:pPr>
+        <w:jc w:val="left"/>
+      </w:pPr>
+      <w:r>
+        <w:rPr>
+          <w:color w:val="646464"/>
+          <w:sz w:val="18"/>
+        </w:rPr>
+        <w:t>Topic: Centers | Type: Presentations and Other Documents</w:t>
+      </w:r>
+    </w:p>
+    <w:p>
+      <w:pPr>
+        <w:jc w:val="left"/>
+      </w:pPr>
+      <w:r>
+        <w:rPr>
+          <w:color w:val="646464"/>
+          <w:sz w:val="18"/>
+        </w:rPr>
+        <w:t>Created: 2025-01-31 | By: Richman, Michael (VACO)</w:t>
+      </w:r>
+    </w:p>
+    <w:p>
+      <w:pPr>
+        <w:jc w:val="left"/>
+      </w:pPr>
+      <w:r>
+        <w:rPr>
+          <w:color w:val="646464"/>
+          <w:sz w:val="18"/>
+        </w:rPr>
+        <w:t>Modified: 2025-01-31 | By: Richman, Michael (VACO)</w:t>
+      </w:r>
+    </w:p>
+    <w:p>
+      <w:pPr>
+        <w:jc w:val="left"/>
+      </w:pPr>
+      <w:r>
+        <w:rPr>
+          <w:color w:val="C8C8C8"/>
+          <w:sz w:val="16"/>
+        </w:rPr>
+        <w:t>────────────────────────────────────────────────────────────────────────────────</w:t>
+      </w:r>
+    </w:p>
+    <w:p>
+      <w:pPr>
+        <w:jc w:val="left"/>
+      </w:pPr>
+      <w:r/>
+    </w:p>
+    <w:p>
+      <w:pPr>
+        <w:jc w:val="left"/>
+      </w:pPr>
+      <w:r>
+        <w:rPr>
+          <w:color w:val="646464"/>
+          <w:sz w:val="18"/>
+        </w:rPr>
+        <w:t>Topic: Centers | Type: Presentations and Other Documents</w:t>
+      </w:r>
+    </w:p>
+    <w:p>
+      <w:pPr>
+        <w:jc w:val="left"/>
+      </w:pPr>
+      <w:r>
+        <w:rPr>
+          <w:color w:val="646464"/>
+          <w:sz w:val="18"/>
+        </w:rPr>
+        <w:t>Created: 2025-01-31 | By: Richman, Michael (VACO)</w:t>
+      </w:r>
+    </w:p>
+    <w:p>
+      <w:pPr>
+        <w:jc w:val="left"/>
+      </w:pPr>
+      <w:r>
+        <w:rPr>
+          <w:color w:val="646464"/>
+          <w:sz w:val="18"/>
+        </w:rPr>
+        <w:t>Modified: 2025-01-31 | By: Richman, Michael (VACO)</w:t>
+      </w:r>
+    </w:p>
+    <w:p>
+      <w:pPr>
         <w:ind w:left="-720"/>
-        <w:rPr>
-          <w:rFonts w:ascii="Arial" w:eastAsia="Arial" w:hAnsi="Arial" w:cs="Arial"/>
-        </w:rPr>
-      </w:pPr>
-      <w:r>
-        <w:rPr>
-          <w:rFonts w:ascii="Arial" w:eastAsia="Arial" w:hAnsi="Arial" w:cs="Arial"/>
-          <w:b/>
-          <w:bCs/>
-        </w:rPr>
-        <w:t>COIN Title:</w:t>
-      </w:r>
-      <w:r>
-        <w:rPr>
-          <w:rFonts w:ascii="Arial" w:eastAsia="Arial" w:hAnsi="Arial" w:cs="Arial"/>
-        </w:rPr>
-        <w:t xml:space="preserve">  Center for Mental HealthCare &amp; Outcomes Research (CeMHOR)</w:t>
+        <w:jc w:val="left"/>
+        <w:rPr>
+          <w:rFonts w:ascii="Arial" w:eastAsia="Arial" w:hAnsi="Arial" w:cs="Arial"/>
+        </w:rPr>
+      </w:pPr>
+      <w:r>
+        <w:rPr>
+          <w:color w:val="C8C8C8"/>
+          <w:sz w:val="16"/>
+        </w:rPr>
+        <w:t>────────────────────────────────────────────────────────────────────────────────</w:t>
       </w:r>
     </w:p>
     <w:p>
@@ -32,20 +140,7 @@
           <w:rFonts w:ascii="Arial" w:eastAsia="Arial" w:hAnsi="Arial" w:cs="Arial"/>
         </w:rPr>
       </w:pPr>
-      <w:r>
-        <w:rPr>
-          <w:rFonts w:ascii="Arial" w:eastAsia="Arial" w:hAnsi="Arial" w:cs="Arial"/>
-          <w:b/>
-          <w:bCs/>
-        </w:rPr>
-        <w:t>Leadership:</w:t>
-      </w:r>
-      <w:r>
-        <w:rPr>
-          <w:rFonts w:ascii="Arial" w:eastAsia="Arial" w:hAnsi="Arial" w:cs="Arial"/>
-        </w:rPr>
-        <w:t xml:space="preserve"> </w:t>
-      </w:r>
+      <w:r/>
     </w:p>
     <w:p>
       <w:pPr>
